--- a/Web Development Core Concept/Complete Web Development Roadmap.docx
+++ b/Web Development Core Concept/Complete Web Development Roadmap.docx
@@ -626,10 +626,11 @@
           <w:rFonts w:ascii="Times New Roman" w:eastAsia="Times New Roman" w:hAnsi="Times New Roman" w:cs="Times New Roman"/>
           <w:b/>
           <w:bCs/>
+          <w:color w:val="00B050"/>
           <w:kern w:val="36"/>
           <w:sz w:val="48"/>
           <w:szCs w:val="48"/>
-          <w:lang w:eastAsia="en-PK"/>
+          <w:lang w:val="en-US" w:eastAsia="en-PK"/>
         </w:rPr>
       </w:pPr>
       <w:r>
@@ -643,6 +644,31 @@
           <w:lang w:eastAsia="en-PK"/>
         </w:rPr>
         <w:t>PHASE 2 — HTML (Structure)</w:t>
+      </w:r>
+      <w:r>
+        <w:rPr>
+          <w:rFonts w:ascii="Times New Roman" w:eastAsia="Times New Roman" w:hAnsi="Times New Roman" w:cs="Times New Roman"/>
+          <w:b/>
+          <w:bCs/>
+          <w:kern w:val="36"/>
+          <w:sz w:val="48"/>
+          <w:szCs w:val="48"/>
+          <w:lang w:val="en-US" w:eastAsia="en-PK"/>
+        </w:rPr>
+        <w:t xml:space="preserve"> (</w:t>
+      </w:r>
+      <w:r>
+        <w:rPr>
+          <w:rFonts w:ascii="Times New Roman" w:eastAsia="Times New Roman" w:hAnsi="Times New Roman" w:cs="Times New Roman"/>
+          <w:b/>
+          <w:bCs/>
+          <w:color w:val="00B050"/>
+          <w:kern w:val="36"/>
+          <w:sz w:val="48"/>
+          <w:szCs w:val="48"/>
+          <w:lang w:val="en-US" w:eastAsia="en-PK"/>
+        </w:rPr>
+        <w:t>Completed)</w:t>
       </w:r>
     </w:p>
     <w:p>
@@ -1656,7 +1682,6 @@
           <w:lang w:eastAsia="en-PK"/>
         </w:rPr>
       </w:pPr>
-      <w:proofErr w:type="spellStart"/>
       <w:r>
         <w:rPr>
           <w:rFonts w:ascii="Times New Roman" w:eastAsia="Times New Roman" w:hAnsi="Times New Roman" w:cs="Times New Roman"/>
@@ -1666,7 +1691,6 @@
         </w:rPr>
         <w:t>Colors</w:t>
       </w:r>
-      <w:proofErr w:type="spellEnd"/>
     </w:p>
     <w:p>
       <w:pPr>
@@ -3345,26 +3369,7 @@
           <w:lang w:eastAsia="en-PK"/>
         </w:rPr>
         <w:br/>
-      </w:r>
-      <w:proofErr w:type="spellStart"/>
-      <w:r>
-        <w:rPr>
-          <w:rFonts w:ascii="Times New Roman" w:eastAsia="Times New Roman" w:hAnsi="Times New Roman" w:cs="Times New Roman"/>
-          <w:sz w:val="24"/>
-          <w:szCs w:val="24"/>
-          <w:lang w:eastAsia="en-PK"/>
-        </w:rPr>
-        <w:t>Callback</w:t>
-      </w:r>
-      <w:proofErr w:type="spellEnd"/>
-      <w:r>
-        <w:rPr>
-          <w:rFonts w:ascii="Times New Roman" w:eastAsia="Times New Roman" w:hAnsi="Times New Roman" w:cs="Times New Roman"/>
-          <w:sz w:val="24"/>
-          <w:szCs w:val="24"/>
-          <w:lang w:eastAsia="en-PK"/>
-        </w:rPr>
-        <w:t xml:space="preserve"> Queue</w:t>
+        <w:t>Callback Queue</w:t>
       </w:r>
       <w:r>
         <w:rPr>
@@ -3641,7 +3646,6 @@
           <w:lang w:eastAsia="en-PK"/>
         </w:rPr>
       </w:pPr>
-      <w:proofErr w:type="spellStart"/>
       <w:r>
         <w:rPr>
           <w:rFonts w:ascii="Times New Roman" w:eastAsia="Times New Roman" w:hAnsi="Times New Roman" w:cs="Times New Roman"/>
@@ -3651,7 +3655,6 @@
         </w:rPr>
         <w:t>init</w:t>
       </w:r>
-      <w:proofErr w:type="spellEnd"/>
     </w:p>
     <w:p>
       <w:pPr>
@@ -4646,7 +4649,6 @@
           <w:lang w:eastAsia="en-PK"/>
         </w:rPr>
       </w:pPr>
-      <w:proofErr w:type="spellStart"/>
       <w:r>
         <w:rPr>
           <w:rFonts w:ascii="Times New Roman" w:eastAsia="Times New Roman" w:hAnsi="Times New Roman" w:cs="Times New Roman"/>
@@ -4656,7 +4658,6 @@
         </w:rPr>
         <w:t>useEffect</w:t>
       </w:r>
-      <w:proofErr w:type="spellEnd"/>
     </w:p>
     <w:p>
       <w:pPr>
@@ -6435,7 +6436,6 @@
           <w:lang w:eastAsia="en-PK"/>
         </w:rPr>
       </w:pPr>
-      <w:proofErr w:type="spellStart"/>
       <w:r>
         <w:rPr>
           <w:rFonts w:ascii="Times New Roman" w:eastAsia="Times New Roman" w:hAnsi="Times New Roman" w:cs="Times New Roman"/>
@@ -6445,7 +6445,6 @@
         </w:rPr>
         <w:t>WebSockets</w:t>
       </w:r>
-      <w:proofErr w:type="spellEnd"/>
     </w:p>
     <w:p>
       <w:pPr>
@@ -6699,7 +6698,6 @@
           <w:lang w:eastAsia="en-PK"/>
         </w:rPr>
       </w:pPr>
-      <w:proofErr w:type="spellStart"/>
       <w:r>
         <w:rPr>
           <w:rFonts w:ascii="Times New Roman" w:eastAsia="Times New Roman" w:hAnsi="Times New Roman" w:cs="Times New Roman"/>
@@ -6709,7 +6707,6 @@
         </w:rPr>
         <w:t>Vercel</w:t>
       </w:r>
-      <w:proofErr w:type="spellEnd"/>
     </w:p>
     <w:p>
       <w:pPr>
@@ -6818,7 +6815,6 @@
         </w:rPr>
       </w:pPr>
       <w:hyperlink r:id="rId20" w:history="1">
-        <w:proofErr w:type="spellStart"/>
         <w:r>
           <w:rPr>
             <w:rFonts w:ascii="Times New Roman" w:eastAsia="Times New Roman" w:hAnsi="Times New Roman" w:cs="Times New Roman"/>
@@ -6828,19 +6824,7 @@
             <w:u w:val="single"/>
             <w:lang w:eastAsia="en-PK"/>
           </w:rPr>
-          <w:t>Vercel</w:t>
-        </w:r>
-        <w:proofErr w:type="spellEnd"/>
-        <w:r>
-          <w:rPr>
-            <w:rFonts w:ascii="Times New Roman" w:eastAsia="Times New Roman" w:hAnsi="Times New Roman" w:cs="Times New Roman"/>
-            <w:color w:val="0000FF"/>
-            <w:sz w:val="24"/>
-            <w:szCs w:val="24"/>
-            <w:u w:val="single"/>
-            <w:lang w:eastAsia="en-PK"/>
-          </w:rPr>
-          <w:t xml:space="preserve"> Docs</w:t>
+          <w:t>Vercel Docs</w:t>
         </w:r>
       </w:hyperlink>
     </w:p>
@@ -7045,7 +7029,6 @@
         </w:rPr>
       </w:pPr>
       <w:hyperlink r:id="rId25" w:history="1">
-        <w:proofErr w:type="spellStart"/>
         <w:r>
           <w:rPr>
             <w:rFonts w:ascii="Times New Roman" w:eastAsia="Times New Roman" w:hAnsi="Times New Roman" w:cs="Times New Roman"/>
@@ -7057,7 +7040,6 @@
           </w:rPr>
           <w:t>freeCodeCamp</w:t>
         </w:r>
-        <w:proofErr w:type="spellEnd"/>
       </w:hyperlink>
     </w:p>
     <w:p>
@@ -7124,7 +7106,6 @@
         </w:rPr>
       </w:pPr>
       <w:hyperlink r:id="rId26" w:history="1">
-        <w:proofErr w:type="spellStart"/>
         <w:r>
           <w:rPr>
             <w:rFonts w:ascii="Times New Roman" w:eastAsia="Times New Roman" w:hAnsi="Times New Roman" w:cs="Times New Roman"/>
@@ -7134,19 +7115,7 @@
             <w:u w:val="single"/>
             <w:lang w:eastAsia="en-PK"/>
           </w:rPr>
-          <w:t>Traversy</w:t>
-        </w:r>
-        <w:proofErr w:type="spellEnd"/>
-        <w:r>
-          <w:rPr>
-            <w:rFonts w:ascii="Times New Roman" w:eastAsia="Times New Roman" w:hAnsi="Times New Roman" w:cs="Times New Roman"/>
-            <w:color w:val="0000FF"/>
-            <w:sz w:val="24"/>
-            <w:szCs w:val="24"/>
-            <w:u w:val="single"/>
-            <w:lang w:eastAsia="en-PK"/>
-          </w:rPr>
-          <w:t xml:space="preserve"> Media</w:t>
+          <w:t>Traversy Media</w:t>
         </w:r>
       </w:hyperlink>
     </w:p>
@@ -7165,7 +7134,6 @@
         </w:rPr>
       </w:pPr>
       <w:hyperlink r:id="rId27" w:history="1">
-        <w:proofErr w:type="spellStart"/>
         <w:r>
           <w:rPr>
             <w:rFonts w:ascii="Times New Roman" w:eastAsia="Times New Roman" w:hAnsi="Times New Roman" w:cs="Times New Roman"/>
@@ -7177,7 +7145,6 @@
           </w:rPr>
           <w:t>SuperSimpleDev</w:t>
         </w:r>
-        <w:proofErr w:type="spellEnd"/>
       </w:hyperlink>
     </w:p>
     <w:p>
